--- a/templates/RECORD_R005_XRAY.docx
+++ b/templates/RECORD_R005_XRAY.docx
@@ -2809,7 +2809,7 @@
                 <w:rtl w:val="0"/>
                 <w:lang w:val="en-US"/>
               </w:rPr>
-              <w:t>报告编号</w:t>
+              <w:t>原始记录编号</w:t>
             </w:r>
           </w:p>
         </w:tc>
